--- a/testakten/erbstreit-krypto-multisig-edelmann-stuttgart/01_erstgespraech_mandantennotiz.docx
+++ b/testakten/erbstreit-krypto-multisig-edelmann-stuttgart/01_erstgespraech_mandantennotiz.docx
@@ -639,7 +639,7 @@
         <w:jc w:val="left"/>
       </w:pPr>
       <w:r>
-        <w:t>Marlies lebt weiterhin im Haus. Ihr Anwalt RA Strecker aus Stuttgart-Mitte hat sich noch nicht schriftlich gemeldet, aber per Telefon mitgeteilt, Marlies wolle das Wohnrecht unbedingt durchsetzen und ggf. auch ihren Vorausteil nach § 1932 BGB verlangen.</w:t>
+        <w:t>Marlies lebt weiterhin im Haus. Ihr Anwalt RA Strecker aus Stuttgart-Mitte hat sich noch nicht schriftlich gemeldet, aber per Telefon mitgeteilt, Marlies wolle das Wohnrecht unbedingt durchsetzen und ggf. auch ihren Vorausteil nach Paragraf 1932 BGB verlangen.</w:t>
       </w:r>
     </w:p>
     <w:p>
@@ -729,7 +729,7 @@
         <w:jc w:val="left"/>
       </w:pPr>
       <w:r>
-        <w:t>Die Ausschlagungsfrist läuft ab Kenntnis des Erbfalls. Henrike hat vom Tod am 12.03.2025 erfahren; Fristende gem. § 1944 Abs. 1 BGB: 12.05.2025.</w:t>
+        <w:t>Die Ausschlagungsfrist läuft ab Kenntnis des Erbfalls. Henrike hat vom Tod am 12.03.2025 erfahren; Fristende gem. Paragraf 1944 Abs. 1 BGB: 12.05.2025.</w:t>
       </w:r>
     </w:p>
     <w:p>
@@ -762,7 +762,7 @@
         <w:jc w:val="left"/>
       </w:pPr>
       <w:r>
-        <w:t>Ob Marie-Theres die Anfechtung des Verzichtsvertrags von 2020 ernsthaft betreibt, ist unklar. Die Anfechtungsfrist nach § 2083 BGB analog iVm §§ 119, 121 BGB bzw. nach der ständigen Rspr. zur Geschäftsgrundlage (§ 313 BGB) läuft nicht kurzfristig ab; keine unmittelbare Fristenproblematik. Gleichwohl sollte der Vertrag sofort angefordert werden.</w:t>
+        <w:t>Ob Marie-Theres die Anfechtung des Verzichtsvertrags von 2020 ernsthaft betreibt, ist unklar. Die Anfechtungsfrist nach Paragraf 2083 BGB analog iVm Paragrafen 119, 121 BGB bzw. nach der ständigen Rspr. zur Geschäftsgrundlage (Paragraf 313 BGB) läuft nicht kurzfristig ab; keine unmittelbare Fristenproblematik. Gleichwohl sollte der Vertrag sofort angefordert werden.</w:t>
       </w:r>
     </w:p>
     <w:p>
@@ -781,7 +781,7 @@
         <w:jc w:val="left"/>
       </w:pPr>
       <w:r>
-        <w:t>Pflichtteilsansprüche verjähren gem. § 2332 BGB in drei Jahren ab Kenntnis von Erbfall und Pflichtteilsbeeinträchtigung. Frist beginnt frühestens 12.03.2025; Ablauf: 12.03.2028. Reichlich Zeit, aber Hemmungsrisiken im Blick behalten.</w:t>
+        <w:t>Pflichtteilsansprüche verjähren gem. Paragraf 2332 BGB in drei Jahren ab Kenntnis von Erbfall und Pflichtteilsbeeinträchtigung. Frist beginnt frühestens 12.03.2025; Ablauf: 12.03.2028. Reichlich Zeit, aber Hemmungsrisiken im Blick behalten.</w:t>
       </w:r>
     </w:p>
     <w:p>
@@ -808,7 +808,7 @@
         <w:jc w:val="left"/>
       </w:pPr>
       <w:r>
-        <w:t>Außerdem: Antrag auf Anordnung einer Nachlassverwaltung oder Sicherungsanordnung beim Nachlassgericht Stuttgart prüfen (§§ 1960, 1961 BGB, § 1985 BGB).</w:t>
+        <w:t>Außerdem: Antrag auf Anordnung einer Nachlassverwaltung oder Sicherungsanordnung beim Nachlassgericht Stuttgart prüfen (Paragrafen 1960, 1961 BGB, Paragraf 1985 BGB).</w:t>
       </w:r>
     </w:p>
     <w:p>
@@ -847,7 +847,7 @@
         <w:jc w:val="left"/>
       </w:pPr>
       <w:r>
-        <w:t>Vergütungsvereinbarung nach RVG mit Streitwertbasis (§ 23 RVG, § 6 Abs. 1 GNotKG analog); vorläufiger Gegenstandswert: 1.350.000 EUR (Henrüke Anteil an Nachlassaktivia). Vorschuss 5.000 EUR vereinbart; Rechnung wird zeitnah übersandt.</w:t>
+        <w:t>Vergütungsvereinbarung nach RVG mit Streitwertbasis (Paragraf 23 RVG, Paragraf 6 Abs. 1 GNotKG analog); vorläufiger Gegenstandswert: 1.350.000 EUR (Henrüke Anteil an Nachlassaktivia). Vorschuss 5.000 EUR vereinbart; Rechnung wird zeitnah übersandt.</w:t>
       </w:r>
     </w:p>
     <w:p>
@@ -947,13 +947,100 @@
       </w:r>
     </w:p>
     <w:sectPr>
+      <w:headerReference w:type="default" r:id="rId9"/>
+      <w:footerReference w:type="default" r:id="rId10"/>
       <w:pgSz w:w="11906" w:h="16838"/>
-      <w:pgMar w:top="1417" w:right="1417" w:bottom="1417" w:left="1417" w:header="720" w:footer="720" w:gutter="0"/>
+      <w:pgMar w:top="1417" w:right="1417" w:bottom="1417" w:left="1417" w:header="680" w:footer="567" w:gutter="0"/>
       <w:cols w:space="720"/>
       <w:docGrid w:linePitch="360"/>
     </w:sectPr>
   </w:body>
 </w:document>
+</file>
+
+<file path=word/footer1.xml><?xml version="1.0" encoding="utf-8"?>
+<w:ftr xmlns:m="http://schemas.openxmlformats.org/officeDocument/2006/math" xmlns:mc="http://schemas.openxmlformats.org/markup-compatibility/2006" xmlns:mo="http://schemas.microsoft.com/office/mac/office/2008/main" xmlns:mv="urn:schemas-microsoft-com:mac:vml" xmlns:o="urn:schemas-microsoft-com:office:office" xmlns:r="http://schemas.openxmlformats.org/officeDocument/2006/relationships" xmlns:v="urn:schemas-microsoft-com:vml" xmlns:w10="urn:schemas-microsoft-com:office:word" xmlns:w14="http://schemas.microsoft.com/office/word/2010/wordml" xmlns:w="http://schemas.openxmlformats.org/wordprocessingml/2006/main" xmlns:wne="http://schemas.microsoft.com/office/word/2006/wordml" xmlns:wp14="http://schemas.microsoft.com/office/word/2010/wordprocessingDrawing" xmlns:wp="http://schemas.openxmlformats.org/drawingml/2006/wordprocessingDrawing" xmlns:wpc="http://schemas.microsoft.com/office/word/2010/wordprocessingCanvas" xmlns:wpg="http://schemas.microsoft.com/office/word/2010/wordprocessingGroup" xmlns:wpi="http://schemas.microsoft.com/office/word/2010/wordprocessingInk" xmlns:wps="http://schemas.microsoft.com/office/word/2010/wordprocessingShape" mc:Ignorable="w14 wp14">
+  <w:p>
+    <w:pPr>
+      <w:pStyle w:val="Footer"/>
+      <w:tabs>
+        <w:tab w:pos="9071" w:val="right"/>
+      </w:tabs>
+      <w:jc w:val="left"/>
+    </w:pPr>
+    <w:r>
+      <w:rPr>
+        <w:rFonts w:ascii="Times New Roman" w:hAnsi="Times New Roman"/>
+        <w:color w:val="6B6B66"/>
+        <w:sz w:val="16"/>
+      </w:rPr>
+    </w:r>
+    <w:r>
+      <w:rPr>
+        <w:rFonts w:ascii="Times New Roman" w:hAnsi="Times New Roman"/>
+        <w:color w:val="6B6B66"/>
+        <w:sz w:val="16"/>
+      </w:rPr>
+      <w:t>Klotzkette Rechtsanwaltsgesellschaft mbH</w:t>
+    </w:r>
+    <w:r>
+      <w:rPr>
+        <w:rFonts w:ascii="Times New Roman" w:hAnsi="Times New Roman"/>
+        <w:color w:val="6B6B66"/>
+        <w:sz w:val="16"/>
+      </w:rPr>
+      <w:tab/>
+      <w:t xml:space="preserve">Seite </w:t>
+    </w:r>
+    <w:r>
+      <w:rPr>
+        <w:rFonts w:ascii="Times New Roman" w:hAnsi="Times New Roman"/>
+        <w:color w:val="6B6B66"/>
+        <w:sz w:val="16"/>
+      </w:rPr>
+      <w:fldChar w:fldCharType="begin"/>
+      <w:instrText xml:space="preserve"> PAGE </w:instrText>
+      <w:fldChar w:fldCharType="end"/>
+    </w:r>
+  </w:p>
+</w:ftr>
+</file>
+
+<file path=word/header1.xml><?xml version="1.0" encoding="utf-8"?>
+<w:hdr xmlns:m="http://schemas.openxmlformats.org/officeDocument/2006/math" xmlns:mc="http://schemas.openxmlformats.org/markup-compatibility/2006" xmlns:mo="http://schemas.microsoft.com/office/mac/office/2008/main" xmlns:mv="urn:schemas-microsoft-com:mac:vml" xmlns:o="urn:schemas-microsoft-com:office:office" xmlns:r="http://schemas.openxmlformats.org/officeDocument/2006/relationships" xmlns:v="urn:schemas-microsoft-com:vml" xmlns:w10="urn:schemas-microsoft-com:office:word" xmlns:w14="http://schemas.microsoft.com/office/word/2010/wordml" xmlns:w="http://schemas.openxmlformats.org/wordprocessingml/2006/main" xmlns:wne="http://schemas.microsoft.com/office/word/2006/wordml" xmlns:wp14="http://schemas.microsoft.com/office/word/2010/wordprocessingDrawing" xmlns:wp="http://schemas.openxmlformats.org/drawingml/2006/wordprocessingDrawing" xmlns:wpc="http://schemas.microsoft.com/office/word/2010/wordprocessingCanvas" xmlns:wpg="http://schemas.microsoft.com/office/word/2010/wordprocessingGroup" xmlns:wpi="http://schemas.microsoft.com/office/word/2010/wordprocessingInk" xmlns:wps="http://schemas.microsoft.com/office/word/2010/wordprocessingShape" mc:Ignorable="w14 wp14">
+  <w:p>
+    <w:pPr>
+      <w:pStyle w:val="Header"/>
+      <w:jc w:val="left"/>
+    </w:pPr>
+    <w:r/>
+    <w:r>
+      <w:rPr>
+        <w:rFonts w:ascii="Times New Roman" w:hAnsi="Times New Roman"/>
+        <w:b/>
+        <w:color w:val="2C5230"/>
+        <w:sz w:val="22"/>
+      </w:rPr>
+      <w:t>KLOTZKETTE RECHTSANWALTSGESELLSCHAFT MBH</w:t>
+    </w:r>
+  </w:p>
+  <w:p>
+    <w:pPr>
+      <w:jc w:val="left"/>
+      <w:pBdr>
+        <w:bottom w:val="single" w:sz="8" w:space="2" w:color="2C5230"/>
+      </w:pBdr>
+    </w:pPr>
+    <w:r>
+      <w:rPr>
+        <w:rFonts w:ascii="Times New Roman" w:hAnsi="Times New Roman"/>
+        <w:color w:val="6B6B66"/>
+        <w:sz w:val="16"/>
+      </w:rPr>
+      <w:t>Friedrichstraße 112, 10117 Berlin · Az. Kanzlei: KlKette 025/0422-ERB-EDE</w:t>
+    </w:r>
+  </w:p>
+</w:hdr>
 </file>
 
 <file path=word/numbering.xml><?xml version="1.0" encoding="utf-8"?>
